--- a/Cascade Sizes.docx
+++ b/Cascade Sizes.docx
@@ -7906,7 +7906,7 @@
           <w:lang w:eastAsia="en-GB"/>
           <w14:ligatures w14:val="none"/>
         </w:rPr>
-        <w:t xml:space="preserve">v6.0 is backwards compatible with v5.1: the boxes have the same external dimensions and take the same lids, sliding card holders, pushers and token holders, so you can upgrade an existing set by reprinting just the box and its labels. If you prefer to keep your v5.1 boxes, blank side labels in the original v5.1 sizes (Small, Medium and Large boxes) remain available in the Blank Labels profile.</w:t>
+        <w:t xml:space="preserve">v6.0 is backwards compatible with v5.1: the boxes have the same external dimensions and take the same lids, sliding card holders, pushers and token holders. There is no need to reprint anything you have already printed – blank side labels in the original v5.1 sizes (Small, Medium and Large boxes) remain available in the Blank Labels profile, so existing boxes can be labelled just as before. If you would like the new standard-width labels, simply reprint the box.</w:t>
       </w:r>
     </w:p>
     <w:p>
